--- a/docs/每周会议记录/CS5351 Software Engineering项目第二次会议.docx
+++ b/docs/每周会议记录/CS5351 Software Engineering项目第二次会议.docx
@@ -527,6 +527,18 @@
           <w:u w:color="000000"/>
         </w:rPr>
       </w:pPr>
+      <w:r>
+        <w:rPr>
+          <w:rFonts w:ascii="宋体" w:eastAsia="宋体" w:hAnsi="宋体" w:cs="宋体" w:hint="eastAsia"/>
+          <w:b/>
+          <w:bCs/>
+          <w:color w:val="000000"/>
+          <w:sz w:val="32"/>
+          <w:szCs w:val="32"/>
+          <w:u w:color="000000"/>
+        </w:rPr>
+        <w:t xml:space="preserve">    </w:t>
+      </w:r>
     </w:p>
     <w:sectPr>
       <w:pgSz w:w="11906" w:h="16838"/>
